--- a/docs/offerta/offerta-arborlab.docx
+++ b/docs/offerta/offerta-arborlab.docx
@@ -411,13 +411,13 @@
         <w:t xml:space="preserve">Oggetto:</w:t>
       </w:r>
       <w:r>
-        <w:t xml:space="preserve"> fornitura in uso del programma ArborLab per il censimento del verde, il catasto degli alberi e le valutazioni di stabilità, i lavori e la loro contabilità, i registri e i portali per cittadini, ufficio tecnico e imprese; con attivazione, importazione dei dati, formazione, hosting e assistenza. </w:t>
+        <w:t xml:space="preserve"> fornitura del programma ArborLab per la gestione del patrimonio verde, comprensiva di attivazione, importazione dei dati, formazione, servizio di hosting e assistenza. </w:t>
       </w:r>
       <w:r>
         <w:rPr>
           <w:highlight w:val="yellow"/>
         </w:rPr>
-        <w:t xml:space="preserve">[Riferimento eventuale: richiesta del …, CIG …]</w:t>
+        <w:t xml:space="preserve">[Riferimento: vostra richiesta del …, CIG …]</w:t>
       </w:r>
     </w:p>
     <w:p>
@@ -444,7 +444,7 @@
         <w:spacing w:after="120"/>
       </w:pPr>
       <w:r>
-        <w:t xml:space="preserve">ArborLab tiene in un solo archivio dove sta ogni albero e ogni elemento del verde, che cosa è, come sta, che cosa gli è stato fatto e quando. Dallo stesso archivio escono le consegne nei formati richiesti dai Capitolati Ambientali Minimi, le perizie di stabilità, gli ordini di lavoro con preventivi e stati di avanzamento, i registri e il portale che i cittadini consultano. Si usa dal computer in ufficio, dal telefono in campo anche senza copertura di rete, e dai portali riservati a chi sta fuori dall'ufficio.</w:t>
+        <w:t xml:space="preserve">ArborLab è il programma di DAMA S.R.L. per censire e gestire il verde pubblico. Raccoglie in un unico archivio alberi, aree verdi e arredi, con misure, fotografie, valutazioni di stabilità e interventi eseguiti. Dallo stesso archivio si preparano le consegne nei formati richiesti dai Criteri Ambientali Minimi, le perizie, gli ordini di lavoro con preventivi e SAL, i registri e il portale per i cittadini.</w:t>
       </w:r>
     </w:p>
     <w:p>
@@ -452,7 +452,7 @@
         <w:spacing w:after="120"/>
       </w:pPr>
       <w:r>
-        <w:t xml:space="preserve">Il dato resta dell'ente: in qualunque momento si esporta per intero in formati aperti (CSV, Excel, GeoJSON, Shapefile, pacchetto CAM), senza costi aggiuntivi.</w:t>
+        <w:t xml:space="preserve">Il programma si usa dal computer in ufficio, dal telefono in campo, anche senza copertura di rete, e tramite i portali dedicati ai cittadini, all'ufficio tecnico e alle imprese. I dati restano di proprietà dell'ente e possono essere esportati in qualsiasi momento in formati aperti, senza costi aggiuntivi.</w:t>
       </w:r>
     </w:p>
     <w:p>
@@ -479,7 +479,7 @@
         <w:spacing w:after="120"/>
       </w:pPr>
       <w:r>
-        <w:t xml:space="preserve">Uso del programma con tutte le funzioni elencate di seguito, per </w:t>
+        <w:t xml:space="preserve">La fornitura comprende l'uso del programma con tutte le funzioni descritte di seguito, per </w:t>
       </w:r>
       <w:r>
         <w:rPr>
@@ -497,7 +497,7 @@
         <w:t xml:space="preserve"> utenti</w:t>
       </w:r>
       <w:r>
-        <w:t xml:space="preserve"> dell'ente e senza limite al numero di elementi censiti, per la durata indicata al punto 5.</w:t>
+        <w:t xml:space="preserve"> e senza limiti al numero di elementi censiti, per la durata indicata al punto 5.</w:t>
       </w:r>
     </w:p>
     <w:p>
@@ -526,85 +526,85 @@
         <w:spacing w:after="60"/>
       </w:pPr>
       <w:r>
-        <w:t xml:space="preserve">Elenco del patrimonio con ricerca a parole che ignora gli accenti, filtri per committente, area, tipo e stato, scorciatoie "VTA scaduta", "mai valutati", "senza specie", anteprima di ogni elemento (fotografia, misure, cronologia) senza aprire la scheda, viste salvate e azioni su più schede con anteprima del numero di schede interessate.</w:t>
-      </w:r>
-    </w:p>
-    <w:p>
-      <w:pPr>
-        <w:pStyle w:val="ListParagraph"/>
-        <w:numPr>
-          <w:ilvl w:val="0"/>
-          <w:numId w:val="2"/>
-        </w:numPr>
-        <w:spacing w:after="60"/>
-      </w:pPr>
-      <w:r>
-        <w:t xml:space="preserve">Mappa a livelli: albero dei livelli con i tipi presenti e i loro numeri, chiome in scala reale, siepi, recinzioni e percorsi disegnati per famiglia, etichette con il numero del cartellino, lavori e segnalazioni aperti in evidenza, misura di distanze e superfici, stampa con scala e legenda, coordinate nel sistema di riferimento nazionale; sfondi cartografici propri dell'ente (ortofoto, carta tecnica) tramite WMS o servizi a riquadri.</w:t>
-      </w:r>
-    </w:p>
-    <w:p>
-      <w:pPr>
-        <w:pStyle w:val="ListParagraph"/>
-        <w:numPr>
-          <w:ilvl w:val="0"/>
-          <w:numId w:val="2"/>
-        </w:numPr>
-        <w:spacing w:after="60"/>
-      </w:pPr>
-      <w:r>
-        <w:t xml:space="preserve">Organizzazione del territorio in committenti, sedi con codice ISTAT, località e aree disegnate sulla mappa, con superfici e perimetri calcolati automaticamente; vincoli con il documento allegato; contratti con CIG, CUP, importo e durata.</w:t>
-      </w:r>
-    </w:p>
-    <w:p>
-      <w:pPr>
-        <w:pStyle w:val="ListParagraph"/>
-        <w:numPr>
-          <w:ilvl w:val="0"/>
-          <w:numId w:val="2"/>
-        </w:numPr>
-        <w:spacing w:after="60"/>
-      </w:pPr>
-      <w:r>
-        <w:t xml:space="preserve">Catalogo dei tipi di elemento del Modello Dati ministeriale per il censimento del verde urbano (387 tipi), con campi propri e tipi personalizzati.</w:t>
-      </w:r>
-    </w:p>
-    <w:p>
-      <w:pPr>
-        <w:pStyle w:val="ListParagraph"/>
-        <w:numPr>
-          <w:ilvl w:val="0"/>
-          <w:numId w:val="2"/>
-        </w:numPr>
-        <w:spacing w:after="60"/>
-      </w:pPr>
-      <w:r>
-        <w:t xml:space="preserve">Cartellino stampabile con codice e QR per ogni elemento; pagina pubblica dell'elemento attivabile singolarmente.</w:t>
-      </w:r>
-    </w:p>
-    <w:p>
-      <w:pPr>
-        <w:pStyle w:val="ListParagraph"/>
-        <w:numPr>
-          <w:ilvl w:val="0"/>
-          <w:numId w:val="2"/>
-        </w:numPr>
-        <w:spacing w:after="60"/>
-      </w:pPr>
-      <w:r>
-        <w:t xml:space="preserve">Importazione di censimenti esistenti da Excel, CSV, GeoJSON e consegne CAM di altri fornitori, con abbinamento delle colonne e prova a vuoto con anteprima.</w:t>
-      </w:r>
-    </w:p>
-    <w:p>
-      <w:pPr>
-        <w:pStyle w:val="ListParagraph"/>
-        <w:numPr>
-          <w:ilvl w:val="0"/>
-          <w:numId w:val="2"/>
-        </w:numPr>
-        <w:spacing w:after="60"/>
-      </w:pPr>
-      <w:r>
-        <w:t xml:space="preserve">Esportazione in CSV, Excel, GeoJSON e Shapefile; consegna CAM completa con codifiche ministeriali, sistema di riferimento RDN2008, fotografie e riepilogo dei conteggi.</w:t>
+        <w:t xml:space="preserve">Elenco di tutti gli elementi censiti, con ricerca per numero di cartellino, specie, area o committente e filtri per trovare subito gli alberi con la verifica di stabilità scaduta o mai valutati. Le ricerche più usate si possono salvare.</w:t>
+      </w:r>
+    </w:p>
+    <w:p>
+      <w:pPr>
+        <w:pStyle w:val="ListParagraph"/>
+        <w:numPr>
+          <w:ilvl w:val="0"/>
+          <w:numId w:val="2"/>
+        </w:numPr>
+        <w:spacing w:after="60"/>
+      </w:pPr>
+      <w:r>
+        <w:t xml:space="preserve">Mappa con gli elementi divisi per livelli, chiome disegnate alla dimensione reale e numero del cartellino accanto a ogni albero. Dalla mappa si misurano distanze e superfici e si stampa una tavola con scala e legenda. Come sfondo si possono usare l'ortofoto e la cartografia del Comune.</w:t>
+      </w:r>
+    </w:p>
+    <w:p>
+      <w:pPr>
+        <w:pStyle w:val="ListParagraph"/>
+        <w:numPr>
+          <w:ilvl w:val="0"/>
+          <w:numId w:val="2"/>
+        </w:numPr>
+        <w:spacing w:after="60"/>
+      </w:pPr>
+      <w:r>
+        <w:t xml:space="preserve">Organizzazione del territorio in committenti, sedi, località e aree, con superfici calcolate automaticamente, vincoli con il documento allegato e contratti con CIG, CUP e importo.</w:t>
+      </w:r>
+    </w:p>
+    <w:p>
+      <w:pPr>
+        <w:pStyle w:val="ListParagraph"/>
+        <w:numPr>
+          <w:ilvl w:val="0"/>
+          <w:numId w:val="2"/>
+        </w:numPr>
+        <w:spacing w:after="60"/>
+      </w:pPr>
+      <w:r>
+        <w:t xml:space="preserve">Catalogo dei 387 tipi di elemento previsti dal Modello Dati ministeriale per il censimento del verde urbano, con la possibilità di aggiungere campi propri.</w:t>
+      </w:r>
+    </w:p>
+    <w:p>
+      <w:pPr>
+        <w:pStyle w:val="ListParagraph"/>
+        <w:numPr>
+          <w:ilvl w:val="0"/>
+          <w:numId w:val="2"/>
+        </w:numPr>
+        <w:spacing w:after="60"/>
+      </w:pPr>
+      <w:r>
+        <w:t xml:space="preserve">Stampa del cartellino con codice QR per ogni elemento.</w:t>
+      </w:r>
+    </w:p>
+    <w:p>
+      <w:pPr>
+        <w:pStyle w:val="ListParagraph"/>
+        <w:numPr>
+          <w:ilvl w:val="0"/>
+          <w:numId w:val="2"/>
+        </w:numPr>
+        <w:spacing w:after="60"/>
+      </w:pPr>
+      <w:r>
+        <w:t xml:space="preserve">Importazione di censimenti già esistenti in Excel, CSV, GeoJSON o formato CAM, con anteprima prima del salvataggio.</w:t>
+      </w:r>
+    </w:p>
+    <w:p>
+      <w:pPr>
+        <w:pStyle w:val="ListParagraph"/>
+        <w:numPr>
+          <w:ilvl w:val="0"/>
+          <w:numId w:val="2"/>
+        </w:numPr>
+        <w:spacing w:after="60"/>
+      </w:pPr>
+      <w:r>
+        <w:t xml:space="preserve">Esportazione in Excel, CSV, GeoJSON e Shapefile, e consegna nel formato CAM con le codifiche ministeriali, il sistema di riferimento RDN2008 e le fotografie.</w:t>
       </w:r>
     </w:p>
     <w:p>
@@ -620,98 +620,98 @@
           <w:sz w:val="21"/>
           <w:szCs w:val="21"/>
         </w:rPr>
-        <w:t xml:space="preserve">2.2 Catasto alberi e valutazioni di stabilità (VTA)</w:t>
-      </w:r>
-    </w:p>
-    <w:p>
-      <w:pPr>
-        <w:pStyle w:val="ListParagraph"/>
-        <w:numPr>
-          <w:ilvl w:val="0"/>
-          <w:numId w:val="2"/>
-        </w:numPr>
-        <w:spacing w:after="60"/>
-      </w:pPr>
-      <w:r>
-        <w:t xml:space="preserve">Scheda dell'albero da leggere prima di modificare, una sezione per volta: genere, specie, cultivar e nome comune; diametro, circonferenza, altezza, chioma, numero di fusti; età, stato vegetativo, posizione sociale, bersaglio, sito di crescita; tutori e consolidamenti; date di messa a dimora e di abbattimento; alberi monumentali, tutelati e dedicati.</w:t>
-      </w:r>
-    </w:p>
-    <w:p>
-      <w:pPr>
-        <w:pStyle w:val="ListParagraph"/>
-        <w:numPr>
-          <w:ilvl w:val="0"/>
-          <w:numId w:val="2"/>
-        </w:numPr>
-        <w:spacing w:after="60"/>
-      </w:pPr>
-      <w:r>
-        <w:t xml:space="preserve">Cronologia di ogni elemento: rilievo, modifiche, valutazioni, lavori, segnalazioni e fotografie in ordine di data, con l'autore di ogni operazione; le fotografie eliminate restano consultabili nella cronologia; un abbattimento non cancella la storia.</w:t>
-      </w:r>
-    </w:p>
-    <w:p>
-      <w:pPr>
-        <w:pStyle w:val="ListParagraph"/>
-        <w:numPr>
-          <w:ilvl w:val="0"/>
-          <w:numId w:val="2"/>
-        </w:numPr>
-        <w:spacing w:after="60"/>
-      </w:pPr>
-      <w:r>
-        <w:t xml:space="preserve">Valutazioni di stabilità con difetti per parte della pianta, bersagli, classe di propensione al cedimento, esito, prescrizioni e data della prossima verifica; analisi strumentali con referto allegato; intervalli di ricontrollo impostabili per classe.</w:t>
-      </w:r>
-    </w:p>
-    <w:p>
-      <w:pPr>
-        <w:pStyle w:val="ListParagraph"/>
-        <w:numPr>
-          <w:ilvl w:val="0"/>
-          <w:numId w:val="2"/>
-        </w:numPr>
-        <w:spacing w:after="60"/>
-      </w:pPr>
-      <w:r>
-        <w:t xml:space="preserve">Perizia di stabilità in PDF con numero di protocollo, data di emissione, fotografie e riga per la firma; validazione che rende il documento immutabile, con impronta di controllo e fotografie fissate alla firma; validazione anche in blocco.</w:t>
-      </w:r>
-    </w:p>
-    <w:p>
-      <w:pPr>
-        <w:pStyle w:val="ListParagraph"/>
-        <w:numPr>
-          <w:ilvl w:val="0"/>
-          <w:numId w:val="2"/>
-        </w:numPr>
-        <w:spacing w:after="60"/>
-      </w:pPr>
-      <w:r>
-        <w:t xml:space="preserve">Scadenzario dei ricontrolli con generazione degli ordini di lavoro corrispondenti, senza doppioni.</w:t>
-      </w:r>
-    </w:p>
-    <w:p>
-      <w:pPr>
-        <w:pStyle w:val="ListParagraph"/>
-        <w:numPr>
-          <w:ilvl w:val="0"/>
-          <w:numId w:val="2"/>
-        </w:numPr>
-        <w:spacing w:after="60"/>
-      </w:pPr>
-      <w:r>
-        <w:t xml:space="preserve">Bilancio arboreo fra due date secondo la legge 10/2013, con stampa PDF.</w:t>
-      </w:r>
-    </w:p>
-    <w:p>
-      <w:pPr>
-        <w:pStyle w:val="ListParagraph"/>
-        <w:numPr>
-          <w:ilvl w:val="0"/>
-          <w:numId w:val="2"/>
-        </w:numPr>
-        <w:spacing w:after="60"/>
-      </w:pPr>
-      <w:r>
-        <w:t xml:space="preserve">Stima dei benefici ambientali (anidride carbonica immagazzinata e assorbimento annuo con controvalore economico, ossigeno, polveri sottili, pioggia intercettata) con metodo dichiarato; pubblicazione solo su decisione dell'ente.</w:t>
+        <w:t xml:space="preserve">2.2 Alberi e valutazioni di stabilità</w:t>
+      </w:r>
+    </w:p>
+    <w:p>
+      <w:pPr>
+        <w:pStyle w:val="ListParagraph"/>
+        <w:numPr>
+          <w:ilvl w:val="0"/>
+          <w:numId w:val="2"/>
+        </w:numPr>
+        <w:spacing w:after="60"/>
+      </w:pPr>
+      <w:r>
+        <w:t xml:space="preserve">Scheda di ogni albero con specie, misure, età, stato vegetativo, posizione, bersaglio, tutori e consolidamenti, date di messa a dimora e di abbattimento. Gli alberi monumentali, tutelati o dedicati sono segnalati.</w:t>
+      </w:r>
+    </w:p>
+    <w:p>
+      <w:pPr>
+        <w:pStyle w:val="ListParagraph"/>
+        <w:numPr>
+          <w:ilvl w:val="0"/>
+          <w:numId w:val="2"/>
+        </w:numPr>
+        <w:spacing w:after="60"/>
+      </w:pPr>
+      <w:r>
+        <w:t xml:space="preserve">Storia completa di ogni albero, con rilievi, modifiche, valutazioni, lavori, segnalazioni e fotografie in ordine di data e con il nome di chi li ha eseguiti.</w:t>
+      </w:r>
+    </w:p>
+    <w:p>
+      <w:pPr>
+        <w:pStyle w:val="ListParagraph"/>
+        <w:numPr>
+          <w:ilvl w:val="0"/>
+          <w:numId w:val="2"/>
+        </w:numPr>
+        <w:spacing w:after="60"/>
+      </w:pPr>
+      <w:r>
+        <w:t xml:space="preserve">Valutazioni di stabilità (VTA) con difetti, bersagli, classe di propensione al cedimento, prescrizioni e data della verifica successiva. Le analisi strumentali si allegano con il loro referto.</w:t>
+      </w:r>
+    </w:p>
+    <w:p>
+      <w:pPr>
+        <w:pStyle w:val="ListParagraph"/>
+        <w:numPr>
+          <w:ilvl w:val="0"/>
+          <w:numId w:val="2"/>
+        </w:numPr>
+        <w:spacing w:after="60"/>
+      </w:pPr>
+      <w:r>
+        <w:t xml:space="preserve">Perizia di stabilità in PDF con numero di protocollo, fotografie e spazio per la firma. Una volta validata, la perizia non si può più modificare.</w:t>
+      </w:r>
+    </w:p>
+    <w:p>
+      <w:pPr>
+        <w:pStyle w:val="ListParagraph"/>
+        <w:numPr>
+          <w:ilvl w:val="0"/>
+          <w:numId w:val="2"/>
+        </w:numPr>
+        <w:spacing w:after="60"/>
+      </w:pPr>
+      <w:r>
+        <w:t xml:space="preserve">Scadenzario dei ricontrolli, che si trasformano in ordini di lavoro con un clic.</w:t>
+      </w:r>
+    </w:p>
+    <w:p>
+      <w:pPr>
+        <w:pStyle w:val="ListParagraph"/>
+        <w:numPr>
+          <w:ilvl w:val="0"/>
+          <w:numId w:val="2"/>
+        </w:numPr>
+        <w:spacing w:after="60"/>
+      </w:pPr>
+      <w:r>
+        <w:t xml:space="preserve">Bilancio arboreo previsto dalla legge 10/2013, stampabile per il periodo richiesto.</w:t>
+      </w:r>
+    </w:p>
+    <w:p>
+      <w:pPr>
+        <w:pStyle w:val="ListParagraph"/>
+        <w:numPr>
+          <w:ilvl w:val="0"/>
+          <w:numId w:val="2"/>
+        </w:numPr>
+        <w:spacing w:after="60"/>
+      </w:pPr>
+      <w:r>
+        <w:t xml:space="preserve">Stima dei benefici ambientali di ogni albero (CO2 assorbita, ossigeno prodotto, polveri trattenute, pioggia intercettata), con indicazione del metodo di calcolo. Sul portale pubblico compaiono solo se l'ente lo decide.</w:t>
       </w:r>
     </w:p>
     <w:p>
@@ -740,85 +740,85 @@
         <w:spacing w:after="60"/>
       </w:pPr>
       <w:r>
-        <w:t xml:space="preserve">Applicazione per telefono che si installa dal browser e lavora anche senza rete: le registrazioni restano in coda sul dispositivo e si inviano da sole al ritorno del segnale.</w:t>
-      </w:r>
-    </w:p>
-    <w:p>
-      <w:pPr>
-        <w:pStyle w:val="ListParagraph"/>
-        <w:numPr>
-          <w:ilvl w:val="0"/>
-          <w:numId w:val="2"/>
-        </w:numPr>
-        <w:spacing w:after="60"/>
-      </w:pPr>
-      <w:r>
-        <w:t xml:space="preserve">Rilievo completo in un solo passaggio: posizione GPS con indicazione della precisione, tipo, specie, misure e stato vegetativo; poi fotografie e cartellino. Il codice del censimento è assegnato dal programma.</w:t>
-      </w:r>
-    </w:p>
-    <w:p>
-      <w:pPr>
-        <w:pStyle w:val="ListParagraph"/>
-        <w:numPr>
-          <w:ilvl w:val="0"/>
-          <w:numId w:val="2"/>
-        </w:numPr>
-        <w:spacing w:after="60"/>
-      </w:pPr>
-      <w:r>
-        <w:t xml:space="preserve">Apertura di nuove aree direttamente dal campo, anche per un committente nuovo, con perimetro provvisorio non pubblicato finché l'ufficio non lo definisce.</w:t>
-      </w:r>
-    </w:p>
-    <w:p>
-      <w:pPr>
-        <w:pStyle w:val="ListParagraph"/>
-        <w:numPr>
-          <w:ilvl w:val="0"/>
-          <w:numId w:val="2"/>
-        </w:numPr>
-        <w:spacing w:after="60"/>
-      </w:pPr>
-      <w:r>
-        <w:t xml:space="preserve">Aggiornamento di elementi esistenti: misure, fotografie, cartellino (lettura con fotocamera, lettore esterno o digitazione; archivio dei cartellini QR, codici a barre, NFC e RFID), segnalazioni.</w:t>
-      </w:r>
-    </w:p>
-    <w:p>
-      <w:pPr>
-        <w:pStyle w:val="ListParagraph"/>
-        <w:numPr>
-          <w:ilvl w:val="0"/>
-          <w:numId w:val="2"/>
-        </w:numPr>
-        <w:spacing w:after="60"/>
-      </w:pPr>
-      <w:r>
-        <w:t xml:space="preserve">Lavori assegnati alla squadra con elementi da lavorare, avvio, sospensione e consuntivo (ore, quantità, mezzi, attrezzature, materiali); giro del giorno ordinato per vicinanza e navigazione fino all'elemento.</w:t>
-      </w:r>
-    </w:p>
-    <w:p>
-      <w:pPr>
-        <w:pStyle w:val="ListParagraph"/>
-        <w:numPr>
-          <w:ilvl w:val="0"/>
-          <w:numId w:val="2"/>
-        </w:numPr>
-        <w:spacing w:after="60"/>
-      </w:pPr>
-      <w:r>
-        <w:t xml:space="preserve">Ispezioni con lista di verifica e segnalazioni compilate sul posto; sincronizzazione con esito chiaro di ogni invio.</w:t>
-      </w:r>
-    </w:p>
-    <w:p>
-      <w:pPr>
-        <w:pStyle w:val="ListParagraph"/>
-        <w:numPr>
-          <w:ilvl w:val="0"/>
-          <w:numId w:val="2"/>
-        </w:numPr>
-        <w:spacing w:after="60"/>
-      </w:pPr>
-      <w:r>
-        <w:t xml:space="preserve">Accesso dedicato al personale delle ditte esterne: rendiconta dal campo i soli lavori affidati alla propria squadra, senza accesso al censimento.</w:t>
+        <w:t xml:space="preserve">App per telefono che si installa dal browser e funziona anche senza copertura di rete. I dati vengono inviati appena torna il segnale.</w:t>
+      </w:r>
+    </w:p>
+    <w:p>
+      <w:pPr>
+        <w:pStyle w:val="ListParagraph"/>
+        <w:numPr>
+          <w:ilvl w:val="0"/>
+          <w:numId w:val="2"/>
+        </w:numPr>
+        <w:spacing w:after="60"/>
+      </w:pPr>
+      <w:r>
+        <w:t xml:space="preserve">Rilievo di nuovi alberi con posizione GPS, specie, misure, stato vegetativo, fotografie e cartellino.</w:t>
+      </w:r>
+    </w:p>
+    <w:p>
+      <w:pPr>
+        <w:pStyle w:val="ListParagraph"/>
+        <w:numPr>
+          <w:ilvl w:val="0"/>
+          <w:numId w:val="2"/>
+        </w:numPr>
+        <w:spacing w:after="60"/>
+      </w:pPr>
+      <w:r>
+        <w:t xml:space="preserve">Creazione di nuove aree direttamente dal campo.</w:t>
+      </w:r>
+    </w:p>
+    <w:p>
+      <w:pPr>
+        <w:pStyle w:val="ListParagraph"/>
+        <w:numPr>
+          <w:ilvl w:val="0"/>
+          <w:numId w:val="2"/>
+        </w:numPr>
+        <w:spacing w:after="60"/>
+      </w:pPr>
+      <w:r>
+        <w:t xml:space="preserve">Aggiornamento degli elementi già censiti, con misure, fotografie e lettura del cartellino con la fotocamera o con un lettore esterno.</w:t>
+      </w:r>
+    </w:p>
+    <w:p>
+      <w:pPr>
+        <w:pStyle w:val="ListParagraph"/>
+        <w:numPr>
+          <w:ilvl w:val="0"/>
+          <w:numId w:val="2"/>
+        </w:numPr>
+        <w:spacing w:after="60"/>
+      </w:pPr>
+      <w:r>
+        <w:t xml:space="preserve">Elenco dei lavori assegnati alla squadra, con registrazione di ore, quantità, mezzi e materiali. I lavori del giorno sono ordinati per vicinanza.</w:t>
+      </w:r>
+    </w:p>
+    <w:p>
+      <w:pPr>
+        <w:pStyle w:val="ListParagraph"/>
+        <w:numPr>
+          <w:ilvl w:val="0"/>
+          <w:numId w:val="2"/>
+        </w:numPr>
+        <w:spacing w:after="60"/>
+      </w:pPr>
+      <w:r>
+        <w:t xml:space="preserve">Compilazione delle ispezioni e invio delle segnalazioni dal posto.</w:t>
+      </w:r>
+    </w:p>
+    <w:p>
+      <w:pPr>
+        <w:pStyle w:val="ListParagraph"/>
+        <w:numPr>
+          <w:ilvl w:val="0"/>
+          <w:numId w:val="2"/>
+        </w:numPr>
+        <w:spacing w:after="60"/>
+      </w:pPr>
+      <w:r>
+        <w:t xml:space="preserve">Accesso riservato al personale delle ditte esterne, che vede e rendiconta solo i lavori affidati alla propria squadra.</w:t>
       </w:r>
     </w:p>
     <w:p>
@@ -834,124 +834,124 @@
           <w:sz w:val="21"/>
           <w:szCs w:val="21"/>
         </w:rPr>
-        <w:t xml:space="preserve">2.4 Oggi, lavori ed economia</w:t>
-      </w:r>
-    </w:p>
-    <w:p>
-      <w:pPr>
-        <w:pStyle w:val="ListParagraph"/>
-        <w:numPr>
-          <w:ilvl w:val="0"/>
-          <w:numId w:val="2"/>
-        </w:numPr>
-        <w:spacing w:after="60"/>
-      </w:pPr>
-      <w:r>
-        <w:t xml:space="preserve">Pagina "Oggi" con tutto ciò che richiede attenzione in ordine di urgenza (lavori in ritardo e in arrivo, ispezioni scadute, segnalazioni fuori tempo, non conformità, patentini in scadenza, ricontrolli VTA, stagione irrigua, documenti da chiudere, quanto arrivato dal campo), ognuno con il proprio pulsante; riepilogo per email ogni mattina.</w:t>
-      </w:r>
-    </w:p>
-    <w:p>
-      <w:pPr>
-        <w:pStyle w:val="ListParagraph"/>
-        <w:numPr>
-          <w:ilvl w:val="0"/>
-          <w:numId w:val="2"/>
-        </w:numPr>
-        <w:spacing w:after="60"/>
-      </w:pPr>
-      <w:r>
-        <w:t xml:space="preserve">Ordini di lavoro con codice progressivo, elementi coinvolti, squadra, priorità e stato che avanza (bozza, pianificato, assegnato, in corso, sospeso, completato, annullato); pagina di ogni ordine con che cosa si fa, elementi con quantità previste e fatto o da fare, consuntivo, controlli di qualità, mappa degli elementi, documenti collegati e cronologia con ogni cambio di stato.</w:t>
-      </w:r>
-    </w:p>
-    <w:p>
-      <w:pPr>
-        <w:pStyle w:val="ListParagraph"/>
-        <w:numPr>
-          <w:ilvl w:val="0"/>
-          <w:numId w:val="2"/>
-        </w:numPr>
-        <w:spacing w:after="60"/>
-      </w:pPr>
-      <w:r>
-        <w:t xml:space="preserve">Viste sugli ordini: elenco con scorciatoia "in ritardo", agenda per giorno e per squadra, diagramma a barre nel tempo (Gantt), rendiconto per committente e periodo, qualità, preventivi, stati di avanzamento, piani.</w:t>
-      </w:r>
-    </w:p>
-    <w:p>
-      <w:pPr>
-        <w:pStyle w:val="ListParagraph"/>
-        <w:numPr>
-          <w:ilvl w:val="0"/>
-          <w:numId w:val="2"/>
-        </w:numPr>
-        <w:spacing w:after="60"/>
-      </w:pPr>
-      <w:r>
-        <w:t xml:space="preserve">Quantità calcolate dalla geometria degli elementi (metri quadrati, metri, cadauno) e valorizzate dal listino; listini con prezzi per unità di misura, spese generali e oneri di sicurezza.</w:t>
-      </w:r>
-    </w:p>
-    <w:p>
-      <w:pPr>
-        <w:pStyle w:val="ListParagraph"/>
-        <w:numPr>
-          <w:ilvl w:val="0"/>
-          <w:numId w:val="2"/>
-        </w:numPr>
-        <w:spacing w:after="60"/>
-      </w:pPr>
-      <w:r>
-        <w:t xml:space="preserve">Preventivi da catalogo o con voci libere, calcolo dell'IVA, stampa PDF e trasformazione in ordine di lavoro con un clic.</w:t>
-      </w:r>
-    </w:p>
-    <w:p>
-      <w:pPr>
-        <w:pStyle w:val="ListParagraph"/>
-        <w:numPr>
-          <w:ilvl w:val="0"/>
-          <w:numId w:val="2"/>
-        </w:numPr>
-        <w:spacing w:after="60"/>
-      </w:pPr>
-      <w:r>
-        <w:t xml:space="preserve">Stati di avanzamento lavori (SAL) con IVA per riga, spese generali ripartite, validazione, fatturato e incasso registrati, stampa PDF ed elenco dei crediti aperti.</w:t>
-      </w:r>
-    </w:p>
-    <w:p>
-      <w:pPr>
-        <w:pStyle w:val="ListParagraph"/>
-        <w:numPr>
-          <w:ilvl w:val="0"/>
-          <w:numId w:val="2"/>
-        </w:numPr>
-        <w:spacing w:after="60"/>
-      </w:pPr>
-      <w:r>
-        <w:t xml:space="preserve">Piani di manutenzione pluriennali con lavorazioni ricorrenti per area, intervallo e finestra stagionale; generazione degli ordini dovuti con anteprima e senza doppioni.</w:t>
-      </w:r>
-    </w:p>
-    <w:p>
-      <w:pPr>
-        <w:pStyle w:val="ListParagraph"/>
-        <w:numPr>
-          <w:ilvl w:val="0"/>
-          <w:numId w:val="2"/>
-        </w:numPr>
-        <w:spacing w:after="60"/>
-      </w:pPr>
-      <w:r>
-        <w:t xml:space="preserve">Squadre interne e imprese appaltatrici, con portale dedicato all'impresa per vedere i lavori affidati e chiedere formalmente una riprogrammazione motivata.</w:t>
-      </w:r>
-    </w:p>
-    <w:p>
-      <w:pPr>
-        <w:pStyle w:val="ListParagraph"/>
-        <w:numPr>
-          <w:ilvl w:val="0"/>
-          <w:numId w:val="2"/>
-        </w:numPr>
-        <w:spacing w:after="60"/>
-      </w:pPr>
-      <w:r>
-        <w:t xml:space="preserve">Calendario da abbonamento personale (Google Calendar, iPhone, Outlook) con agenda dei lavori e scadenze; statistiche su patrimonio, stabilità, lavori, segnalazioni e trattamenti.</w:t>
+        <w:t xml:space="preserve">2.4 Lavori e contabilità</w:t>
+      </w:r>
+    </w:p>
+    <w:p>
+      <w:pPr>
+        <w:pStyle w:val="ListParagraph"/>
+        <w:numPr>
+          <w:ilvl w:val="0"/>
+          <w:numId w:val="2"/>
+        </w:numPr>
+        <w:spacing w:after="60"/>
+      </w:pPr>
+      <w:r>
+        <w:t xml:space="preserve">Pagina "Oggi" con le attività da svolgere in ordine di urgenza: lavori in ritardo, ispezioni scadute, segnalazioni da gestire, patentini e ricontrolli in scadenza. Lo stesso riepilogo arriva ogni mattina per email.</w:t>
+      </w:r>
+    </w:p>
+    <w:p>
+      <w:pPr>
+        <w:pStyle w:val="ListParagraph"/>
+        <w:numPr>
+          <w:ilvl w:val="0"/>
+          <w:numId w:val="2"/>
+        </w:numPr>
+        <w:spacing w:after="60"/>
+      </w:pPr>
+      <w:r>
+        <w:t xml:space="preserve">Ordini di lavoro con alberi coinvolti, squadra, priorità e stato di avanzamento. Ogni ordine ha una pagina con quanto fatto e quanto manca, consuntivo, controlli di qualità, mappa e cronologia.</w:t>
+      </w:r>
+    </w:p>
+    <w:p>
+      <w:pPr>
+        <w:pStyle w:val="ListParagraph"/>
+        <w:numPr>
+          <w:ilvl w:val="0"/>
+          <w:numId w:val="2"/>
+        </w:numPr>
+        <w:spacing w:after="60"/>
+      </w:pPr>
+      <w:r>
+        <w:t xml:space="preserve">Visualizzazione degli ordini in elenco, in agenda per squadra e nel diagramma di Gantt. L'agenda si consulta anche dal calendario del telefono.</w:t>
+      </w:r>
+    </w:p>
+    <w:p>
+      <w:pPr>
+        <w:pStyle w:val="ListParagraph"/>
+        <w:numPr>
+          <w:ilvl w:val="0"/>
+          <w:numId w:val="2"/>
+        </w:numPr>
+        <w:spacing w:after="60"/>
+      </w:pPr>
+      <w:r>
+        <w:t xml:space="preserve">Listini con prezzi unitari, spese generali e oneri di sicurezza. Le quantità si ricavano direttamente dalla mappa.</w:t>
+      </w:r>
+    </w:p>
+    <w:p>
+      <w:pPr>
+        <w:pStyle w:val="ListParagraph"/>
+        <w:numPr>
+          <w:ilvl w:val="0"/>
+          <w:numId w:val="2"/>
+        </w:numPr>
+        <w:spacing w:after="60"/>
+      </w:pPr>
+      <w:r>
+        <w:t xml:space="preserve">Preventivi in PDF che, una volta accettati, diventano ordini di lavoro.</w:t>
+      </w:r>
+    </w:p>
+    <w:p>
+      <w:pPr>
+        <w:pStyle w:val="ListParagraph"/>
+        <w:numPr>
+          <w:ilvl w:val="0"/>
+          <w:numId w:val="2"/>
+        </w:numPr>
+        <w:spacing w:after="60"/>
+      </w:pPr>
+      <w:r>
+        <w:t xml:space="preserve">Stati di avanzamento lavori (SAL) con IVA e spese generali, e registrazione di fatturazione e incassi.</w:t>
+      </w:r>
+    </w:p>
+    <w:p>
+      <w:pPr>
+        <w:pStyle w:val="ListParagraph"/>
+        <w:numPr>
+          <w:ilvl w:val="0"/>
+          <w:numId w:val="2"/>
+        </w:numPr>
+        <w:spacing w:after="60"/>
+      </w:pPr>
+      <w:r>
+        <w:t xml:space="preserve">Piani di manutenzione pluriennali che generano gli ordini alle scadenze previste.</w:t>
+      </w:r>
+    </w:p>
+    <w:p>
+      <w:pPr>
+        <w:pStyle w:val="ListParagraph"/>
+        <w:numPr>
+          <w:ilvl w:val="0"/>
+          <w:numId w:val="2"/>
+        </w:numPr>
+        <w:spacing w:after="60"/>
+      </w:pPr>
+      <w:r>
+        <w:t xml:space="preserve">Gestione di squadre interne e imprese appaltatrici. L'impresa ha un proprio accesso per vedere i lavori affidati e chiedere di spostarli.</w:t>
+      </w:r>
+    </w:p>
+    <w:p>
+      <w:pPr>
+        <w:pStyle w:val="ListParagraph"/>
+        <w:numPr>
+          <w:ilvl w:val="0"/>
+          <w:numId w:val="2"/>
+        </w:numPr>
+        <w:spacing w:after="60"/>
+      </w:pPr>
+      <w:r>
+        <w:t xml:space="preserve">Statistiche sul patrimonio, sulle valutazioni, sui lavori e sulle segnalazioni.</w:t>
       </w:r>
     </w:p>
     <w:p>
@@ -980,85 +980,85 @@
         <w:spacing w:after="60"/>
       </w:pPr>
       <w:r>
-        <w:t xml:space="preserve">Ispezioni con modelli di lista di verifica per aree o per elementi, periodicità e scadenzario, esito calcolato dalle risposte, apertura automatica delle non conformità, verbale in PDF; corredo per le aree gioco con scheda dell'attrezzo e liste di verifica secondo la struttura della norma EN 1176.</w:t>
-      </w:r>
-    </w:p>
-    <w:p>
-      <w:pPr>
-        <w:pStyle w:val="ListParagraph"/>
-        <w:numPr>
-          <w:ilvl w:val="0"/>
-          <w:numId w:val="2"/>
-        </w:numPr>
-        <w:spacing w:after="60"/>
-      </w:pPr>
-      <w:r>
-        <w:t xml:space="preserve">Non conformità con percorso aperta, azione correttiva, verificata, chiusa; verbale di controllo qualità di fine lavoro.</w:t>
-      </w:r>
-    </w:p>
-    <w:p>
-      <w:pPr>
-        <w:pStyle w:val="ListParagraph"/>
-        <w:numPr>
-          <w:ilvl w:val="0"/>
-          <w:numId w:val="2"/>
-        </w:numPr>
-        <w:spacing w:after="60"/>
-      </w:pPr>
-      <w:r>
-        <w:t xml:space="preserve">Segnalazioni con codice, gravità e tempi massimi di presa in carico e risoluzione; provenienza da colleghi, dall'ufficio tecnico o dai cittadini; trasformazione in ordine di lavoro con un pulsante.</w:t>
-      </w:r>
-    </w:p>
-    <w:p>
-      <w:pPr>
-        <w:pStyle w:val="ListParagraph"/>
-        <w:numPr>
-          <w:ilvl w:val="0"/>
-          <w:numId w:val="2"/>
-        </w:numPr>
-        <w:spacing w:after="60"/>
-      </w:pPr>
-      <w:r>
-        <w:t xml:space="preserve">Registro dei trattamenti fitosanitari (quaderno di campagna) con stampa annuale in PDF, anche per singola area.</w:t>
-      </w:r>
-    </w:p>
-    <w:p>
-      <w:pPr>
-        <w:pStyle w:val="ListParagraph"/>
-        <w:numPr>
-          <w:ilvl w:val="0"/>
-          <w:numId w:val="2"/>
-        </w:numPr>
-        <w:spacing w:after="60"/>
-      </w:pPr>
-      <w:r>
-        <w:t xml:space="preserve">Scadenzario di patentini e certificati (patentino fitosanitario, abilitazioni, corsi sicurezza, taratura dell'irroratrice, assicurazioni).</w:t>
-      </w:r>
-    </w:p>
-    <w:p>
-      <w:pPr>
-        <w:pStyle w:val="ListParagraph"/>
-        <w:numPr>
-          <w:ilvl w:val="0"/>
-          <w:numId w:val="2"/>
-        </w:numPr>
-        <w:spacing w:after="60"/>
-      </w:pPr>
-      <w:r>
-        <w:t xml:space="preserve">Impianti di irrigazione con settori, portate, programmi settimanali, stagione di apertura e chiusura, letture del contatore con confronto fra consumo e stima, generazione dell'ordine di manutenzione.</w:t>
-      </w:r>
-    </w:p>
-    <w:p>
-      <w:pPr>
-        <w:pStyle w:val="ListParagraph"/>
-        <w:numPr>
-          <w:ilvl w:val="0"/>
-          <w:numId w:val="2"/>
-        </w:numPr>
-        <w:spacing w:after="60"/>
-      </w:pPr>
-      <w:r>
-        <w:t xml:space="preserve">Relazione annuale del verde per committente e scheda della località con superfici, piante, documenti e planimetrie delle aree.</w:t>
+        <w:t xml:space="preserve">Ispezioni con liste di controllo per aree o attrezzature, scadenzario e verbale in PDF. Le risposte negative aprono una non conformità. Per le aree gioco sono disponibili le schede degli attrezzi e le liste basate sulla norma EN 1176.</w:t>
+      </w:r>
+    </w:p>
+    <w:p>
+      <w:pPr>
+        <w:pStyle w:val="ListParagraph"/>
+        <w:numPr>
+          <w:ilvl w:val="0"/>
+          <w:numId w:val="2"/>
+        </w:numPr>
+        <w:spacing w:after="60"/>
+      </w:pPr>
+      <w:r>
+        <w:t xml:space="preserve">Gestione delle non conformità fino alla chiusura e verbale di controllo qualità a fine lavoro.</w:t>
+      </w:r>
+    </w:p>
+    <w:p>
+      <w:pPr>
+        <w:pStyle w:val="ListParagraph"/>
+        <w:numPr>
+          <w:ilvl w:val="0"/>
+          <w:numId w:val="2"/>
+        </w:numPr>
+        <w:spacing w:after="60"/>
+      </w:pPr>
+      <w:r>
+        <w:t xml:space="preserve">Segnalazioni da colleghi, ufficio tecnico o cittadini, con tempi di intervento fissati in base alla gravità.</w:t>
+      </w:r>
+    </w:p>
+    <w:p>
+      <w:pPr>
+        <w:pStyle w:val="ListParagraph"/>
+        <w:numPr>
+          <w:ilvl w:val="0"/>
+          <w:numId w:val="2"/>
+        </w:numPr>
+        <w:spacing w:after="60"/>
+      </w:pPr>
+      <w:r>
+        <w:t xml:space="preserve">Registro dei trattamenti fitosanitari, stampabile per anno.</w:t>
+      </w:r>
+    </w:p>
+    <w:p>
+      <w:pPr>
+        <w:pStyle w:val="ListParagraph"/>
+        <w:numPr>
+          <w:ilvl w:val="0"/>
+          <w:numId w:val="2"/>
+        </w:numPr>
+        <w:spacing w:after="60"/>
+      </w:pPr>
+      <w:r>
+        <w:t xml:space="preserve">Scadenzario di patentini, abilitazioni e certificati del personale.</w:t>
+      </w:r>
+    </w:p>
+    <w:p>
+      <w:pPr>
+        <w:pStyle w:val="ListParagraph"/>
+        <w:numPr>
+          <w:ilvl w:val="0"/>
+          <w:numId w:val="2"/>
+        </w:numPr>
+        <w:spacing w:after="60"/>
+      </w:pPr>
+      <w:r>
+        <w:t xml:space="preserve">Impianti di irrigazione con settori, programmi e letture del contatore, per individuare subito i consumi anomali.</w:t>
+      </w:r>
+    </w:p>
+    <w:p>
+      <w:pPr>
+        <w:pStyle w:val="ListParagraph"/>
+        <w:numPr>
+          <w:ilvl w:val="0"/>
+          <w:numId w:val="2"/>
+        </w:numPr>
+        <w:spacing w:after="60"/>
+      </w:pPr>
+      <w:r>
+        <w:t xml:space="preserve">Relazione annuale sul verde per ogni committente e scheda della località con planimetrie.</w:t>
       </w:r>
     </w:p>
     <w:p>
@@ -1087,33 +1087,33 @@
         <w:spacing w:after="60"/>
       </w:pPr>
       <w:r>
-        <w:t xml:space="preserve">Sezione Documenti che raccoglie in un elenco solo perizie emesse, verbali di ispezione, preventivi, SAL ed esportazioni già fatte, con ricerca, filtri per committente e anno e scorciatoia "da validare"; produzione a richiesta di bilancio arboreo, relazione annuale e registro fitosanitari.</w:t>
-      </w:r>
-    </w:p>
-    <w:p>
-      <w:pPr>
-        <w:pStyle w:val="ListParagraph"/>
-        <w:numPr>
-          <w:ilvl w:val="0"/>
-          <w:numId w:val="2"/>
-        </w:numPr>
-        <w:spacing w:after="60"/>
-      </w:pPr>
-      <w:r>
-        <w:t xml:space="preserve">Dieci stampe PDF con lo stesso impianto: scheda dell'elemento, cartellino QR, perizia di stabilità, bilancio arboreo, verbale di ispezione, registro fitosanitari, preventivo, SAL, scheda della località, relazione annuale. Su ogni foglio una sola data e la riga "Luogo, data" per la firma dove serve.</w:t>
-      </w:r>
-    </w:p>
-    <w:p>
-      <w:pPr>
-        <w:pStyle w:val="ListParagraph"/>
-        <w:numPr>
-          <w:ilvl w:val="0"/>
-          <w:numId w:val="2"/>
-        </w:numPr>
-        <w:spacing w:after="60"/>
-      </w:pPr>
-      <w:r>
-        <w:t xml:space="preserve">Marca temporale sulle perizie validate, sui verbali chiusi e sui registri tramite un servizio di marcatura accreditato (protocollo RFC 3161): il programma conserva il PDF esatto e la marca e ne verifica la corrispondenza. Le marche si acquistano a lotti dal fornitore del servizio (vedi punto 4).</w:t>
+        <w:t xml:space="preserve">Sezione Documenti che raccoglie perizie, verbali, preventivi, SAL ed esportazioni, con la produzione a richiesta di bilancio arboreo, relazione annuale e registro fitosanitari.</w:t>
+      </w:r>
+    </w:p>
+    <w:p>
+      <w:pPr>
+        <w:pStyle w:val="ListParagraph"/>
+        <w:numPr>
+          <w:ilvl w:val="0"/>
+          <w:numId w:val="2"/>
+        </w:numPr>
+        <w:spacing w:after="60"/>
+      </w:pPr>
+      <w:r>
+        <w:t xml:space="preserve">Dieci documenti stampabili in PDF: scheda dell'elemento, cartellino QR, perizia di stabilità, bilancio arboreo, verbale di ispezione, registro fitosanitari, preventivo, SAL, scheda della località e relazione annuale.</w:t>
+      </w:r>
+    </w:p>
+    <w:p>
+      <w:pPr>
+        <w:pStyle w:val="ListParagraph"/>
+        <w:numPr>
+          <w:ilvl w:val="0"/>
+          <w:numId w:val="2"/>
+        </w:numPr>
+        <w:spacing w:after="60"/>
+      </w:pPr>
+      <w:r>
+        <w:t xml:space="preserve">Marca temporale su perizie, verbali e registri tramite un servizio accreditato, che ne certifica la data. Il programma conserva il documento marcato e ne verifica l'integrità. Le marche si acquistano da DAMA S.R.L. a pacchetti (vedi punto 5).</w:t>
       </w:r>
     </w:p>
     <w:p>
@@ -1149,7 +1149,7 @@
         <w:t xml:space="preserve">Portale pubblico del Comune</w:t>
       </w:r>
       <w:r>
-        <w:t xml:space="preserve">, a un indirizzo proprio, con stemma, colore dell'ente, fotografia di copertina facoltativa, testo di benvenuto, recapiti dell'ufficio e informativa. Il cittadino trova il campo del cartellino nel primo schermo, la mappa del verde con lo stato di ogni pianta (sano, in cura, da potare, in verifica), la scheda di ogni albero con fotografia, specie, misure, data del rilievo e atti pubblicati, i vincoli con il documento, i numeri del patrimonio aggiornati automaticamente e le indicazioni per segnalare un problema. Nessun cookie e nessuna richiesta a servizi di terzi. Niente esce in pubblico da solo: ogni lavoro, perizia e vincolo si pubblica su decisione dell'ente, i singoli alberi si possono nascondere, le note interne e le fotografie dei difetti non escono mai.</w:t>
+        <w:t xml:space="preserve">, con indirizzo proprio, stemma, colori, fotografia di copertina e recapiti dell'ufficio. Il cittadino inserisce il numero del cartellino, o inquadra il QR, e consulta la scheda dell'albero con foto, specie, misure e interventi. La mappa mostra lo stato di ogni pianta. È il Comune a decidere cosa pubblicare, e le note interne non vengono mai mostrate. Il portale non usa cookie.</w:t>
       </w:r>
     </w:p>
     <w:p>
@@ -1169,7 +1169,7 @@
         <w:t xml:space="preserve">Area riservata dell'ufficio tecnico</w:t>
       </w:r>
       <w:r>
-        <w:t xml:space="preserve">, con accesso personale e sei schede: panoramica con i conteggi, mappa del territorio con lo stato di ogni elemento, patrimonio con filtri e anteprima, lavori in programma e fatti con elementi e fotografie, segnalazioni e richieste con il lavoro che ne è nato, documenti in PDF (perizie emesse e verbali di ispezione). Senza dati economici e senza mai mostrare dati di altri committenti.</w:t>
+        <w:t xml:space="preserve">, da cui il Comune consulta la mappa del proprio territorio, l'elenco degli alberi, i lavori fatti e in programma, le segnalazioni e le perizie, e invia richieste di intervento.</w:t>
       </w:r>
     </w:p>
     <w:p>
@@ -1189,7 +1189,7 @@
         <w:t xml:space="preserve">Portale delle imprese appaltatrici</w:t>
       </w:r>
       <w:r>
-        <w:t xml:space="preserve">: ingresso dedicato, visibilità dei soli ordini affidati, richiesta formale di riprogrammazione con motivo e data proposta.</w:t>
+        <w:t xml:space="preserve">, con accesso dedicato ai soli lavori affidati.</w:t>
       </w:r>
     </w:p>
     <w:p>
@@ -1205,46 +1205,46 @@
           <w:sz w:val="21"/>
           <w:szCs w:val="21"/>
         </w:rPr>
-        <w:t xml:space="preserve">2.8 Sicurezza, accessi e dati</w:t>
-      </w:r>
-    </w:p>
-    <w:p>
-      <w:pPr>
-        <w:pStyle w:val="ListParagraph"/>
-        <w:numPr>
-          <w:ilvl w:val="0"/>
-          <w:numId w:val="2"/>
-        </w:numPr>
-        <w:spacing w:after="60"/>
-      </w:pPr>
-      <w:r>
-        <w:t xml:space="preserve">Ruoli di serie (amministratore, tecnico, operatore, cliente, impresa, esecutore) e ruoli su misura con permessi scelti uno per uno; ogni organizzazione vede solo i propri dati.</w:t>
-      </w:r>
-    </w:p>
-    <w:p>
-      <w:pPr>
-        <w:pStyle w:val="ListParagraph"/>
-        <w:numPr>
-          <w:ilvl w:val="0"/>
-          <w:numId w:val="2"/>
-        </w:numPr>
-        <w:spacing w:after="60"/>
-      </w:pPr>
-      <w:r>
-        <w:t xml:space="preserve">Verifica in due passaggi con codice dall'app di autenticazione del telefono, attivabile per utente o resa obbligatoria per tutti; codici di recupero; cambio della propria password.</w:t>
-      </w:r>
-    </w:p>
-    <w:p>
-      <w:pPr>
-        <w:pStyle w:val="ListParagraph"/>
-        <w:numPr>
-          <w:ilvl w:val="0"/>
-          <w:numId w:val="2"/>
-        </w:numPr>
-        <w:spacing w:after="60"/>
-      </w:pPr>
-      <w:r>
-        <w:t xml:space="preserve">Registro delle operazioni, eliminazioni che restano in archivio, protezione dalle modifiche contemporanee alla stessa scheda.</w:t>
+        <w:t xml:space="preserve">2.8 Sicurezza e dati</w:t>
+      </w:r>
+    </w:p>
+    <w:p>
+      <w:pPr>
+        <w:pStyle w:val="ListParagraph"/>
+        <w:numPr>
+          <w:ilvl w:val="0"/>
+          <w:numId w:val="2"/>
+        </w:numPr>
+        <w:spacing w:after="60"/>
+      </w:pPr>
+      <w:r>
+        <w:t xml:space="preserve">Accessi per ruolo (amministratore, tecnico, operatore, cliente, impresa) e possibilità di creare ruoli personalizzati.</w:t>
+      </w:r>
+    </w:p>
+    <w:p>
+      <w:pPr>
+        <w:pStyle w:val="ListParagraph"/>
+        <w:numPr>
+          <w:ilvl w:val="0"/>
+          <w:numId w:val="2"/>
+        </w:numPr>
+        <w:spacing w:after="60"/>
+      </w:pPr>
+      <w:r>
+        <w:t xml:space="preserve">Verifica in due passaggi con codice sul telefono, attivabile per tutti gli utenti.</w:t>
+      </w:r>
+    </w:p>
+    <w:p>
+      <w:pPr>
+        <w:pStyle w:val="ListParagraph"/>
+        <w:numPr>
+          <w:ilvl w:val="0"/>
+          <w:numId w:val="2"/>
+        </w:numPr>
+        <w:spacing w:after="60"/>
+      </w:pPr>
+      <w:r>
+        <w:t xml:space="preserve">Storico di ogni modifica con data e autore. I dati eliminati restano in archivio.</w:t>
       </w:r>
     </w:p>
     <w:p>
@@ -1283,7 +1283,7 @@
         <w:t xml:space="preserve">Attivazione</w:t>
       </w:r>
       <w:r>
-        <w:t xml:space="preserve">: creazione dell'organizzazione, degli utenti e dei ruoli, impostazione dei dati dell'ente e di chi firma i documenti, prefisso dei cartellini.</w:t>
+        <w:t xml:space="preserve">: creazione degli utenti e impostazione dei dati dell'ente.</w:t>
       </w:r>
     </w:p>
     <w:p>
@@ -1303,7 +1303,7 @@
         <w:t xml:space="preserve">Importazione dei dati esistenti</w:t>
       </w:r>
       <w:r>
-        <w:t xml:space="preserve"> da Excel, CSV, GeoJSON o consegne CAM, con verifica congiunta prima della scrittura definitiva.</w:t>
+        <w:t xml:space="preserve"> da Excel, CSV, GeoJSON o formato CAM, con verifica insieme all'ufficio prima del caricamento definitivo.</w:t>
       </w:r>
     </w:p>
     <w:p>
@@ -1332,7 +1332,7 @@
         <w:t xml:space="preserve">[n]</w:t>
       </w:r>
       <w:r>
-        <w:t xml:space="preserve"> ore per l'ufficio tecnico (gestionale e portali) e </w:t>
+        <w:t xml:space="preserve"> ore per l'ufficio tecnico e </w:t>
       </w:r>
       <w:r>
         <w:rPr>
@@ -1341,7 +1341,7 @@
         <w:t xml:space="preserve">[n]</w:t>
       </w:r>
       <w:r>
-        <w:t xml:space="preserve"> ore per gli operatori di campo (app di campo), </w:t>
+        <w:t xml:space="preserve"> ore per gli operatori di campo, </w:t>
       </w:r>
       <w:r>
         <w:rPr>
@@ -1350,7 +1350,7 @@
         <w:t xml:space="preserve">[in presenza / da remoto]</w:t>
       </w:r>
       <w:r>
-        <w:t xml:space="preserve">; guida all'uso dentro il programma e manuale operativo in italiano.</w:t>
+        <w:t xml:space="preserve">. Il programma contiene una guida all'uso e viene fornito un manuale operativo.</w:t>
       </w:r>
     </w:p>
     <w:p>
@@ -1370,7 +1370,7 @@
         <w:t xml:space="preserve">Hosting</w:t>
       </w:r>
       <w:r>
-        <w:t xml:space="preserve"> su server in data center italiano, certificato HTTPS, copia di sicurezza giornaliera di dati e fotografie; aggiornamenti del programma compresi nel canone.</w:t>
+        <w:t xml:space="preserve"> su server in Italia, con collegamento protetto, copie di sicurezza giornaliere e aggiornamenti del programma inclusi nel canone.</w:t>
       </w:r>
     </w:p>
     <w:p>
@@ -1390,7 +1390,7 @@
         <w:t xml:space="preserve">Assistenza</w:t>
       </w:r>
       <w:r>
-        <w:t xml:space="preserve"> nei giorni lavorativi </w:t>
+        <w:t xml:space="preserve"> telefonica e via email nei giorni lavorativi </w:t>
       </w:r>
       <w:r>
         <w:rPr>
@@ -1399,7 +1399,7 @@
         <w:t xml:space="preserve">[dalle … alle …]</w:t>
       </w:r>
       <w:r>
-        <w:t xml:space="preserve">, per email e telefono, con prima risposta entro </w:t>
+        <w:t xml:space="preserve">, con risposta entro </w:t>
       </w:r>
       <w:r>
         <w:rPr>
@@ -1428,7 +1428,7 @@
         <w:t xml:space="preserve">Portale pubblico del Comune</w:t>
       </w:r>
       <w:r>
-        <w:t xml:space="preserve"> compreso, attivabile quando il censimento è presentabile; cartellini QR stampabili dal programma.</w:t>
+        <w:t xml:space="preserve">, attivato quando l'ente lo ritiene opportuno.</w:t>
       </w:r>
     </w:p>
     <w:p>
@@ -1445,10 +1445,10 @@
           <w:b/>
           <w:bCs/>
         </w:rPr>
-        <w:t xml:space="preserve">Ambiente dimostrativo</w:t>
-      </w:r>
-      <w:r>
-        <w:t xml:space="preserve"> con un patrimonio di prova per il collaudo prima della messa in esercizio con i dati reali.</w:t>
+        <w:t xml:space="preserve">Ambiente di prova</w:t>
+      </w:r>
+      <w:r>
+        <w:t xml:space="preserve"> con dati dimostrativi, per la formazione prima dell'avvio.</w:t>
       </w:r>
     </w:p>
     <w:p>
@@ -1480,55 +1480,33 @@
         <w:spacing w:after="60"/>
       </w:pPr>
       <w:r>
-        <w:t xml:space="preserve">Il rilievo in campo, le valutazioni di stabilità e la stampa fisica dei cartellini, salvo offerta separata.</w:t>
-      </w:r>
-    </w:p>
-    <w:p>
-      <w:pPr>
-        <w:pStyle w:val="ListParagraph"/>
-        <w:numPr>
-          <w:ilvl w:val="0"/>
-          <w:numId w:val="2"/>
-        </w:numPr>
-        <w:spacing w:after="60"/>
-      </w:pPr>
-      <w:r>
-        <w:t xml:space="preserve">L'acquisto delle marche temporali presso un servizio di marcatura accreditato, a carico dell'ente secondo il proprio fabbisogno </w:t>
-      </w:r>
-      <w:r>
-        <w:rPr>
-          <w:highlight w:val="yellow"/>
-        </w:rPr>
-        <w:t xml:space="preserve">[salvo diverso accordo]</w:t>
-      </w:r>
-      <w:r>
-        <w:t xml:space="preserve">.</w:t>
-      </w:r>
-    </w:p>
-    <w:p>
-      <w:pPr>
-        <w:pStyle w:val="ListParagraph"/>
-        <w:numPr>
-          <w:ilvl w:val="0"/>
-          <w:numId w:val="2"/>
-        </w:numPr>
-        <w:spacing w:after="60"/>
-      </w:pPr>
-      <w:r>
-        <w:t xml:space="preserve">Dispositivi (telefoni, lettori di codici) e connettività.</w:t>
-      </w:r>
-    </w:p>
-    <w:p>
-      <w:pPr>
-        <w:pStyle w:val="ListParagraph"/>
-        <w:numPr>
-          <w:ilvl w:val="0"/>
-          <w:numId w:val="2"/>
-        </w:numPr>
-        <w:spacing w:after="60"/>
-      </w:pPr>
-      <w:r>
-        <w:t xml:space="preserve">Personalizzazioni oltre i campi e i tipi configurabili dal programma, da quotare a parte.</w:t>
+        <w:t xml:space="preserve">Rilievo in campo, valutazioni di stabilità e stampa dei cartellini, che possono essere oggetto di offerta separata.</w:t>
+      </w:r>
+    </w:p>
+    <w:p>
+      <w:pPr>
+        <w:pStyle w:val="ListParagraph"/>
+        <w:numPr>
+          <w:ilvl w:val="0"/>
+          <w:numId w:val="2"/>
+        </w:numPr>
+        <w:spacing w:after="60"/>
+      </w:pPr>
+      <w:r>
+        <w:t xml:space="preserve">Telefoni, lettori di codici e connessione internet.</w:t>
+      </w:r>
+    </w:p>
+    <w:p>
+      <w:pPr>
+        <w:pStyle w:val="ListParagraph"/>
+        <w:numPr>
+          <w:ilvl w:val="0"/>
+          <w:numId w:val="2"/>
+        </w:numPr>
+        <w:spacing w:after="60"/>
+      </w:pPr>
+      <w:r>
+        <w:t xml:space="preserve">Personalizzazioni del programma su richiesta, da valutare a parte.</w:t>
       </w:r>
     </w:p>
     <w:p>
@@ -2098,6 +2076,112 @@
                 <w:bCs w:val="false"/>
                 <w:sz w:val="19"/>
                 <w:szCs w:val="19"/>
+              </w:rPr>
+              <w:t xml:space="preserve">Pacchetto di marche temporali</w:t>
+            </w:r>
+          </w:p>
+        </w:tc>
+        <w:tc>
+          <w:tcPr>
+            <w:tcW w:type="dxa" w:w="2838"/>
+            <w:tcBorders>
+              <w:top w:val="none" w:color="FFFFFF" w:sz="0"/>
+              <w:left w:val="none" w:color="FFFFFF" w:sz="0"/>
+              <w:bottom w:val="single" w:color="DDE3DE" w:sz="4"/>
+              <w:right w:val="none" w:color="FFFFFF" w:sz="0"/>
+            </w:tcBorders>
+            <w:tcMar>
+              <w:top w:type="dxa" w:w="80"/>
+              <w:left w:type="dxa" w:w="120"/>
+              <w:bottom w:type="dxa" w:w="80"/>
+              <w:right w:type="dxa" w:w="120"/>
+            </w:tcMar>
+          </w:tcPr>
+          <w:p>
+            <w:pPr>
+              <w:jc w:val="left"/>
+            </w:pPr>
+            <w:r>
+              <w:rPr>
+                <w:b w:val="false"/>
+                <w:bCs w:val="false"/>
+                <w:sz w:val="19"/>
+                <w:szCs w:val="19"/>
+                <w:highlight w:val="yellow"/>
+              </w:rPr>
+              <w:t xml:space="preserve">[n]</w:t>
+            </w:r>
+            <w:r>
+              <w:rPr>
+                <w:b w:val="false"/>
+                <w:bCs w:val="false"/>
+                <w:sz w:val="19"/>
+                <w:szCs w:val="19"/>
+              </w:rPr>
+              <w:t xml:space="preserve"> marche</w:t>
+            </w:r>
+          </w:p>
+        </w:tc>
+        <w:tc>
+          <w:tcPr>
+            <w:tcW w:type="dxa" w:w="2400"/>
+            <w:tcBorders>
+              <w:top w:val="none" w:color="FFFFFF" w:sz="0"/>
+              <w:left w:val="none" w:color="FFFFFF" w:sz="0"/>
+              <w:bottom w:val="single" w:color="DDE3DE" w:sz="4"/>
+              <w:right w:val="none" w:color="FFFFFF" w:sz="0"/>
+            </w:tcBorders>
+            <w:tcMar>
+              <w:top w:type="dxa" w:w="80"/>
+              <w:left w:type="dxa" w:w="120"/>
+              <w:bottom w:type="dxa" w:w="80"/>
+              <w:right w:type="dxa" w:w="120"/>
+            </w:tcMar>
+          </w:tcPr>
+          <w:p>
+            <w:pPr>
+              <w:jc w:val="right"/>
+            </w:pPr>
+            <w:r>
+              <w:rPr>
+                <w:b w:val="false"/>
+                <w:bCs w:val="false"/>
+                <w:sz w:val="19"/>
+                <w:szCs w:val="19"/>
+                <w:highlight w:val="yellow"/>
+              </w:rPr>
+              <w:t xml:space="preserve">[€ …]</w:t>
+            </w:r>
+          </w:p>
+        </w:tc>
+      </w:tr>
+      <w:tr>
+        <w:tc>
+          <w:tcPr>
+            <w:tcW w:type="dxa" w:w="4400"/>
+            <w:tcBorders>
+              <w:top w:val="none" w:color="FFFFFF" w:sz="0"/>
+              <w:left w:val="none" w:color="FFFFFF" w:sz="0"/>
+              <w:bottom w:val="single" w:color="DDE3DE" w:sz="4"/>
+              <w:right w:val="none" w:color="FFFFFF" w:sz="0"/>
+            </w:tcBorders>
+            <w:tcMar>
+              <w:top w:type="dxa" w:w="80"/>
+              <w:left w:type="dxa" w:w="120"/>
+              <w:bottom w:type="dxa" w:w="80"/>
+              <w:right w:type="dxa" w:w="120"/>
+            </w:tcMar>
+          </w:tcPr>
+          <w:p>
+            <w:pPr>
+              <w:jc w:val="left"/>
+            </w:pPr>
+            <w:r>
+              <w:rPr>
+                <w:b w:val="false"/>
+                <w:bCs w:val="false"/>
+                <w:sz w:val="19"/>
+                <w:szCs w:val="19"/>
                 <w:highlight w:val="yellow"/>
               </w:rPr>
               <w:t xml:space="preserve">[Voce facoltativa, es. rilievo in campo o stampa cartellini]</w:t>
@@ -2289,7 +2373,7 @@
         <w:spacing w:after="120"/>
       </w:pPr>
       <w:r>
-        <w:t xml:space="preserve">Durata </w:t>
+        <w:t xml:space="preserve">Il contratto ha durata di </w:t>
       </w:r>
       <w:r>
         <w:rPr>
@@ -2298,25 +2382,25 @@
         <w:t xml:space="preserve">[12]</w:t>
       </w:r>
       <w:r>
-        <w:t xml:space="preserve"> mesi dalla messa in esercizio, rinnovabile alla scadenza. Pagamento </w:t>
+        <w:t xml:space="preserve"> mesi dall'avvio ed è rinnovabile. L'attivazione viene fatturata all'avvio, il canone </w:t>
       </w:r>
       <w:r>
         <w:rPr>
           <w:highlight w:val="yellow"/>
         </w:rPr>
+        <w:t xml:space="preserve">[annualmente in via anticipata]</w:t>
+      </w:r>
+      <w:r>
+        <w:t xml:space="preserve">. Pagamento </w:t>
+      </w:r>
+      <w:r>
+        <w:rPr>
+          <w:highlight w:val="yellow"/>
+        </w:rPr>
         <w:t xml:space="preserve">[a 30 giorni data fattura]</w:t>
       </w:r>
       <w:r>
-        <w:t xml:space="preserve">; l'attivazione si fattura alla messa in esercizio, il canone </w:t>
-      </w:r>
-      <w:r>
-        <w:rPr>
-          <w:highlight w:val="yellow"/>
-        </w:rPr>
-        <w:t xml:space="preserve">[in un'unica soluzione annuale anticipata]</w:t>
-      </w:r>
-      <w:r>
-        <w:t xml:space="preserve">. IVA di legge. Alla scadenza, o in caso di recesso, l'ente riceve l'esportazione completa dei propri dati nei formati aperti indicati.</w:t>
+        <w:t xml:space="preserve">. Gli importi si intendono IVA esclusa. Alla scadenza, o in caso di disdetta, l'ente riceve una copia completa dei propri dati.</w:t>
       </w:r>
     </w:p>
     <w:p>
@@ -2340,110 +2424,10 @@
     </w:p>
     <w:p>
       <w:pPr>
-        <w:pStyle w:val="ListParagraph"/>
-        <w:numPr>
-          <w:ilvl w:val="0"/>
-          <w:numId w:val="2"/>
-        </w:numPr>
-        <w:spacing w:after="60"/>
-      </w:pPr>
-      <w:r>
-        <w:rPr>
-          <w:b/>
-          <w:bCs/>
-        </w:rPr>
-        <w:t xml:space="preserve">Attivazione</w:t>
-      </w:r>
-      <w:r>
-        <w:t xml:space="preserve">: organizzazione, utenti e ruoli, dati dell'ente e di chi firma.</w:t>
-      </w:r>
-    </w:p>
-    <w:p>
-      <w:pPr>
-        <w:pStyle w:val="ListParagraph"/>
-        <w:numPr>
-          <w:ilvl w:val="0"/>
-          <w:numId w:val="2"/>
-        </w:numPr>
-        <w:spacing w:after="60"/>
-      </w:pPr>
-      <w:r>
-        <w:rPr>
-          <w:b/>
-          <w:bCs/>
-        </w:rPr>
-        <w:t xml:space="preserve">Territorio</w:t>
-      </w:r>
-      <w:r>
-        <w:t xml:space="preserve">: committenti, sedi, località, aree e vincoli.</w:t>
-      </w:r>
-    </w:p>
-    <w:p>
-      <w:pPr>
-        <w:pStyle w:val="ListParagraph"/>
-        <w:numPr>
-          <w:ilvl w:val="0"/>
-          <w:numId w:val="2"/>
-        </w:numPr>
-        <w:spacing w:after="60"/>
-      </w:pPr>
-      <w:r>
-        <w:rPr>
-          <w:b/>
-          <w:bCs/>
-        </w:rPr>
-        <w:t xml:space="preserve">Dati esistenti</w:t>
-      </w:r>
-      <w:r>
-        <w:t xml:space="preserve">: importazione con anteprima e verifica congiunta.</w:t>
-      </w:r>
-    </w:p>
-    <w:p>
-      <w:pPr>
-        <w:pStyle w:val="ListParagraph"/>
-        <w:numPr>
-          <w:ilvl w:val="0"/>
-          <w:numId w:val="2"/>
-        </w:numPr>
-        <w:spacing w:after="60"/>
-      </w:pPr>
-      <w:r>
-        <w:rPr>
-          <w:b/>
-          <w:bCs/>
-        </w:rPr>
-        <w:t xml:space="preserve">Formazione e prova</w:t>
-      </w:r>
-      <w:r>
-        <w:t xml:space="preserve"> sull'ambiente dimostrativo, poi sui dati reali.</w:t>
-      </w:r>
-    </w:p>
-    <w:p>
-      <w:pPr>
-        <w:pStyle w:val="ListParagraph"/>
-        <w:numPr>
-          <w:ilvl w:val="0"/>
-          <w:numId w:val="2"/>
-        </w:numPr>
-        <w:spacing w:after="60"/>
-      </w:pPr>
-      <w:r>
-        <w:rPr>
-          <w:b/>
-          <w:bCs/>
-        </w:rPr>
-        <w:t xml:space="preserve">Portale pubblico</w:t>
-      </w:r>
-      <w:r>
-        <w:t xml:space="preserve">, quando il censimento è presentabile e l'ente è d'accordo.</w:t>
-      </w:r>
-    </w:p>
-    <w:p>
-      <w:pPr>
         <w:spacing w:after="120"/>
       </w:pPr>
       <w:r>
-        <w:t xml:space="preserve">Messa in esercizio entro </w:t>
+        <w:t xml:space="preserve">Il programma sarà operativo entro </w:t>
       </w:r>
       <w:r>
         <w:rPr>
@@ -2452,7 +2436,7 @@
         <w:t xml:space="preserve">[n]</w:t>
       </w:r>
       <w:r>
-        <w:t xml:space="preserve"> giorni lavorativi dall'ordine, salvo diversa pianificazione concordata per l'importazione dei dati esistenti.</w:t>
+        <w:t xml:space="preserve"> giorni lavorativi dalla conferma dell'ordine. L'avvio prevede la creazione degli utenti, il caricamento del territorio e dei dati esistenti, la formazione del personale e, quando l'ente lo desidera, la pubblicazione del portale.</w:t>
       </w:r>
     </w:p>
     <w:p>
